--- a/logbook/logbook minggu 2.docx
+++ b/logbook/logbook minggu 2.docx
@@ -145,13 +145,6 @@
           <w:lang w:val="en-US"/>
         </w:rPr>
         <w:tab/>
-      </w:r>
-      <w:r>
-        <w:rPr>
-          <w:sz w:val="28"/>
-          <w:szCs w:val="28"/>
-          <w:lang w:val="en-US"/>
-        </w:rPr>
         <w:t xml:space="preserve">: </w:t>
       </w:r>
       <w:r>
@@ -160,7 +153,7 @@
           <w:szCs w:val="28"/>
           <w:lang w:val="en-US"/>
         </w:rPr>
-        <w:t>Muhammad Fahrul Rozi</w:t>
+        <w:t>Muhamad Farhan Maura</w:t>
       </w:r>
     </w:p>
     <w:p>
@@ -210,13 +203,6 @@
           <w:lang w:val="en-US"/>
         </w:rPr>
         <w:tab/>
-      </w:r>
-      <w:r>
-        <w:rPr>
-          <w:sz w:val="28"/>
-          <w:szCs w:val="28"/>
-          <w:lang w:val="en-US"/>
-        </w:rPr>
         <w:t>: 221420</w:t>
       </w:r>
       <w:r>
@@ -225,7 +211,7 @@
           <w:szCs w:val="28"/>
           <w:lang w:val="en-US"/>
         </w:rPr>
-        <w:t>115</w:t>
+        <w:t>075</w:t>
       </w:r>
     </w:p>
     <w:p>
@@ -259,13 +245,6 @@
           <w:lang w:val="en-US"/>
         </w:rPr>
         <w:tab/>
-      </w:r>
-      <w:r>
-        <w:rPr>
-          <w:sz w:val="28"/>
-          <w:szCs w:val="28"/>
-          <w:lang w:val="en-US"/>
-        </w:rPr>
         <w:t>: Teknik Informatika</w:t>
       </w:r>
     </w:p>
@@ -308,13 +287,6 @@
           <w:lang w:val="en-US"/>
         </w:rPr>
         <w:tab/>
-      </w:r>
-      <w:r>
-        <w:rPr>
-          <w:sz w:val="28"/>
-          <w:szCs w:val="28"/>
-          <w:lang w:val="en-US"/>
-        </w:rPr>
         <w:t xml:space="preserve">: </w:t>
       </w:r>
       <w:r>
@@ -323,7 +295,7 @@
           <w:szCs w:val="28"/>
           <w:lang w:val="en-US"/>
         </w:rPr>
-        <w:t>081377844445</w:t>
+        <w:t>083826383761</w:t>
       </w:r>
     </w:p>
     <w:p>
@@ -349,13 +321,6 @@
           <w:lang w:val="en-US"/>
         </w:rPr>
         <w:tab/>
-      </w:r>
-      <w:r>
-        <w:rPr>
-          <w:sz w:val="28"/>
-          <w:szCs w:val="28"/>
-          <w:lang w:val="en-US"/>
-        </w:rPr>
         <w:t>:</w:t>
       </w:r>
       <w:r>
@@ -364,7 +329,7 @@
           <w:szCs w:val="28"/>
           <w:lang w:val="en-US"/>
         </w:rPr>
-        <w:t xml:space="preserve"> </w:t>
+        <w:t xml:space="preserve"> Rasmila</w:t>
       </w:r>
       <w:r>
         <w:rPr>
@@ -372,7 +337,7 @@
           <w:szCs w:val="28"/>
           <w:lang w:val="en-US"/>
         </w:rPr>
-        <w:t>Nurul Adha Oktarini Saputri, M.Kom</w:t>
+        <w:t>, M.Kom</w:t>
       </w:r>
       <w:r>
         <w:rPr>
@@ -405,13 +370,6 @@
           <w:lang w:val="en-US"/>
         </w:rPr>
         <w:tab/>
-      </w:r>
-      <w:r>
-        <w:rPr>
-          <w:sz w:val="28"/>
-          <w:szCs w:val="28"/>
-          <w:lang w:val="en-US"/>
-        </w:rPr>
         <w:t xml:space="preserve">: </w:t>
       </w:r>
       <w:r>
@@ -420,7 +378,7 @@
           <w:szCs w:val="28"/>
           <w:lang w:val="en-US"/>
         </w:rPr>
-        <w:t>Dinas Pariwisata Palembang</w:t>
+        <w:t>Warung Sate Madura Bukit Baru</w:t>
       </w:r>
     </w:p>
     <w:p>
@@ -446,13 +404,6 @@
           <w:lang w:val="en-US"/>
         </w:rPr>
         <w:tab/>
-      </w:r>
-      <w:r>
-        <w:rPr>
-          <w:sz w:val="28"/>
-          <w:szCs w:val="28"/>
-          <w:lang w:val="en-US"/>
-        </w:rPr>
         <w:t xml:space="preserve">: </w:t>
       </w:r>
       <w:r>
@@ -461,31 +412,7 @@
           <w:szCs w:val="28"/>
           <w:lang w:val="en-US"/>
         </w:rPr>
-        <w:t xml:space="preserve">06 Oktober 2025 </w:t>
-      </w:r>
-      <w:r>
-        <w:rPr>
-          <w:sz w:val="28"/>
-          <w:szCs w:val="28"/>
-          <w:lang w:val="en-US"/>
-        </w:rPr>
-        <w:t>–</w:t>
-      </w:r>
-      <w:r>
-        <w:rPr>
-          <w:sz w:val="28"/>
-          <w:szCs w:val="28"/>
-          <w:lang w:val="en-US"/>
-        </w:rPr>
-        <w:t xml:space="preserve"> </w:t>
-      </w:r>
-      <w:r>
-        <w:rPr>
-          <w:sz w:val="28"/>
-          <w:szCs w:val="28"/>
-          <w:lang w:val="en-US"/>
-        </w:rPr>
-        <w:t>20 Januari 2025</w:t>
+        <w:t>06 Oktober 2025 – 19 Januari 2026</w:t>
       </w:r>
     </w:p>
     <w:p>
@@ -746,6 +673,13 @@
             <w:tcW w:w="2410" w:type="dxa"/>
           </w:tcPr>
           <w:p>
+            <w:pPr>
+              <w:pStyle w:val="ListParagraph"/>
+              <w:numPr>
+                <w:ilvl w:val="0"/>
+                <w:numId w:val="32"/>
+              </w:numPr>
+            </w:pPr>
             <w:r>
               <w:t>Merancang struktur database untuk tabel users, menus, tables, orders, dan payment_methods.</w:t>
             </w:r>
@@ -756,6 +690,13 @@
             <w:tcW w:w="2546" w:type="dxa"/>
           </w:tcPr>
           <w:p>
+            <w:pPr>
+              <w:pStyle w:val="ListParagraph"/>
+              <w:numPr>
+                <w:ilvl w:val="0"/>
+                <w:numId w:val="33"/>
+              </w:numPr>
+            </w:pPr>
             <w:r>
               <w:t>Skema database yang terstruktur dan siap diimplementasikan.</w:t>
             </w:r>
@@ -793,10 +734,10 @@
                 <w:szCs w:val="24"/>
               </w:rPr>
               <w:drawing>
-                <wp:inline distT="0" distB="0" distL="0" distR="0" wp14:anchorId="005B960B" wp14:editId="14054B67">
-                  <wp:extent cx="813435" cy="813435"/>
-                  <wp:effectExtent l="0" t="0" r="5715" b="5715"/>
-                  <wp:docPr id="2129278932" name="Picture 1"/>
+                <wp:inline distT="0" distB="0" distL="0" distR="0" wp14:anchorId="54D986CD" wp14:editId="38155358">
+                  <wp:extent cx="723900" cy="723900"/>
+                  <wp:effectExtent l="0" t="0" r="0" b="0"/>
+                  <wp:docPr id="494530200" name="Picture 1"/>
                   <wp:cNvGraphicFramePr>
                     <a:graphicFrameLocks xmlns:a="http://schemas.openxmlformats.org/drawingml/2006/main" noChangeAspect="1"/>
                   </wp:cNvGraphicFramePr>
@@ -804,7 +745,7 @@
                     <a:graphicData uri="http://schemas.openxmlformats.org/drawingml/2006/picture">
                       <pic:pic xmlns:pic="http://schemas.openxmlformats.org/drawingml/2006/picture">
                         <pic:nvPicPr>
-                          <pic:cNvPr id="2129278932" name=""/>
+                          <pic:cNvPr id="494530200" name=""/>
                           <pic:cNvPicPr/>
                         </pic:nvPicPr>
                         <pic:blipFill>
@@ -816,7 +757,7 @@
                         <pic:spPr>
                           <a:xfrm>
                             <a:off x="0" y="0"/>
-                            <a:ext cx="813435" cy="813435"/>
+                            <a:ext cx="723900" cy="723900"/>
                           </a:xfrm>
                           <a:prstGeom prst="rect">
                             <a:avLst/>
@@ -836,17 +777,6 @@
               </w:rPr>
               <w:br/>
             </w:r>
-          </w:p>
-          <w:p>
-            <w:pPr>
-              <w:pStyle w:val="TableParagraph"/>
-              <w:jc w:val="center"/>
-              <w:rPr>
-                <w:rFonts w:ascii="Times New Roman" w:hAnsi="Times New Roman" w:cs="Times New Roman"/>
-                <w:noProof/>
-                <w:szCs w:val="24"/>
-              </w:rPr>
-            </w:pPr>
           </w:p>
           <w:p>
             <w:pPr>
@@ -912,6 +842,13 @@
             <w:tcW w:w="2410" w:type="dxa"/>
           </w:tcPr>
           <w:p>
+            <w:pPr>
+              <w:pStyle w:val="ListParagraph"/>
+              <w:numPr>
+                <w:ilvl w:val="0"/>
+                <w:numId w:val="35"/>
+              </w:numPr>
+            </w:pPr>
             <w:r>
               <w:t>Setup project Laravel dengan konfigurasi awal dan instalasi dependencies.</w:t>
             </w:r>
@@ -922,6 +859,13 @@
             <w:tcW w:w="2546" w:type="dxa"/>
           </w:tcPr>
           <w:p>
+            <w:pPr>
+              <w:pStyle w:val="ListParagraph"/>
+              <w:numPr>
+                <w:ilvl w:val="0"/>
+                <w:numId w:val="34"/>
+              </w:numPr>
+            </w:pPr>
             <w:r>
               <w:t>Project Laravel berhasil diinisialisasi dan siap untuk development.</w:t>
             </w:r>
@@ -948,19 +892,30 @@
               <w:jc w:val="center"/>
               <w:rPr>
                 <w:rFonts w:ascii="Times New Roman" w:hAnsi="Times New Roman" w:cs="Times New Roman"/>
+                <w:noProof/>
+                <w:szCs w:val="24"/>
+              </w:rPr>
+            </w:pPr>
+          </w:p>
+          <w:p>
+            <w:pPr>
+              <w:pStyle w:val="TableParagraph"/>
+              <w:jc w:val="center"/>
+              <w:rPr>
+                <w:rFonts w:ascii="Times New Roman" w:hAnsi="Times New Roman" w:cs="Times New Roman"/>
                 <w:szCs w:val="24"/>
               </w:rPr>
             </w:pPr>
             <w:r>
               <w:rPr>
-                <w:rFonts w:ascii="Times New Roman" w:hAnsi="Times New Roman" w:cs="Times New Roman"/>
-                <w:szCs w:val="24"/>
+                <w:noProof/>
+                <w14:ligatures w14:val="standardContextual"/>
               </w:rPr>
               <w:drawing>
-                <wp:inline distT="0" distB="0" distL="0" distR="0" wp14:anchorId="496262B2" wp14:editId="315F7597">
-                  <wp:extent cx="899160" cy="899160"/>
+                <wp:inline distT="0" distB="0" distL="0" distR="0" wp14:anchorId="4DDBCB14" wp14:editId="5A39D0D5">
+                  <wp:extent cx="923492" cy="519430"/>
                   <wp:effectExtent l="0" t="0" r="0" b="0"/>
-                  <wp:docPr id="1973668926" name="Picture 1"/>
+                  <wp:docPr id="1096300016" name="Picture 1"/>
                   <wp:cNvGraphicFramePr>
                     <a:graphicFrameLocks xmlns:a="http://schemas.openxmlformats.org/drawingml/2006/main" noChangeAspect="1"/>
                   </wp:cNvGraphicFramePr>
@@ -968,7 +923,7 @@
                     <a:graphicData uri="http://schemas.openxmlformats.org/drawingml/2006/picture">
                       <pic:pic xmlns:pic="http://schemas.openxmlformats.org/drawingml/2006/picture">
                         <pic:nvPicPr>
-                          <pic:cNvPr id="1973668926" name=""/>
+                          <pic:cNvPr id="1096300016" name=""/>
                           <pic:cNvPicPr/>
                         </pic:nvPicPr>
                         <pic:blipFill>
@@ -980,7 +935,7 @@
                         <pic:spPr>
                           <a:xfrm>
                             <a:off x="0" y="0"/>
-                            <a:ext cx="899160" cy="899160"/>
+                            <a:ext cx="926818" cy="521301"/>
                           </a:xfrm>
                           <a:prstGeom prst="rect">
                             <a:avLst/>
@@ -1012,57 +967,6 @@
                 <w:szCs w:val="24"/>
               </w:rPr>
             </w:pPr>
-            <w:r>
-              <w:rPr>
-                <w:rFonts w:ascii="Times New Roman" w:hAnsi="Times New Roman" w:cs="Times New Roman"/>
-                <w:szCs w:val="24"/>
-              </w:rPr>
-              <w:drawing>
-                <wp:inline distT="0" distB="0" distL="0" distR="0" wp14:anchorId="2CCB75E2" wp14:editId="4D3016DC">
-                  <wp:extent cx="906780" cy="906780"/>
-                  <wp:effectExtent l="0" t="0" r="7620" b="7620"/>
-                  <wp:docPr id="1912062804" name="Picture 1"/>
-                  <wp:cNvGraphicFramePr>
-                    <a:graphicFrameLocks xmlns:a="http://schemas.openxmlformats.org/drawingml/2006/main" noChangeAspect="1"/>
-                  </wp:cNvGraphicFramePr>
-                  <a:graphic xmlns:a="http://schemas.openxmlformats.org/drawingml/2006/main">
-                    <a:graphicData uri="http://schemas.openxmlformats.org/drawingml/2006/picture">
-                      <pic:pic xmlns:pic="http://schemas.openxmlformats.org/drawingml/2006/picture">
-                        <pic:nvPicPr>
-                          <pic:cNvPr id="1912062804" name=""/>
-                          <pic:cNvPicPr/>
-                        </pic:nvPicPr>
-                        <pic:blipFill>
-                          <a:blip r:embed="rId7"/>
-                          <a:stretch>
-                            <a:fillRect/>
-                          </a:stretch>
-                        </pic:blipFill>
-                        <pic:spPr>
-                          <a:xfrm>
-                            <a:off x="0" y="0"/>
-                            <a:ext cx="906780" cy="906780"/>
-                          </a:xfrm>
-                          <a:prstGeom prst="rect">
-                            <a:avLst/>
-                          </a:prstGeom>
-                        </pic:spPr>
-                      </pic:pic>
-                    </a:graphicData>
-                  </a:graphic>
-                </wp:inline>
-              </w:drawing>
-            </w:r>
-          </w:p>
-          <w:p>
-            <w:pPr>
-              <w:pStyle w:val="TableParagraph"/>
-              <w:jc w:val="center"/>
-              <w:rPr>
-                <w:rFonts w:ascii="Times New Roman" w:hAnsi="Times New Roman" w:cs="Times New Roman"/>
-                <w:szCs w:val="24"/>
-              </w:rPr>
-            </w:pPr>
           </w:p>
         </w:tc>
       </w:tr>
@@ -1531,6 +1435,92 @@
     </w:lvl>
   </w:abstractNum>
   <w:abstractNum w:abstractNumId="5" w15:restartNumberingAfterBreak="0">
+    <w:nsid w:val="16457FA4"/>
+    <w:multiLevelType w:val="hybridMultilevel"/>
+    <w:tmpl w:val="5B08BA40"/>
+    <w:lvl w:ilvl="0" w:tplc="FFFFFFFF">
+      <w:start w:val="1"/>
+      <w:numFmt w:val="decimal"/>
+      <w:lvlText w:val="%1."/>
+      <w:lvlJc w:val="left"/>
+      <w:pPr>
+        <w:ind w:left="720" w:hanging="360"/>
+      </w:pPr>
+    </w:lvl>
+    <w:lvl w:ilvl="1" w:tplc="FFFFFFFF" w:tentative="1">
+      <w:start w:val="1"/>
+      <w:numFmt w:val="lowerLetter"/>
+      <w:lvlText w:val="%2."/>
+      <w:lvlJc w:val="left"/>
+      <w:pPr>
+        <w:ind w:left="1440" w:hanging="360"/>
+      </w:pPr>
+    </w:lvl>
+    <w:lvl w:ilvl="2" w:tplc="FFFFFFFF" w:tentative="1">
+      <w:start w:val="1"/>
+      <w:numFmt w:val="lowerRoman"/>
+      <w:lvlText w:val="%3."/>
+      <w:lvlJc w:val="right"/>
+      <w:pPr>
+        <w:ind w:left="2160" w:hanging="180"/>
+      </w:pPr>
+    </w:lvl>
+    <w:lvl w:ilvl="3" w:tplc="FFFFFFFF" w:tentative="1">
+      <w:start w:val="1"/>
+      <w:numFmt w:val="decimal"/>
+      <w:lvlText w:val="%4."/>
+      <w:lvlJc w:val="left"/>
+      <w:pPr>
+        <w:ind w:left="2880" w:hanging="360"/>
+      </w:pPr>
+    </w:lvl>
+    <w:lvl w:ilvl="4" w:tplc="FFFFFFFF" w:tentative="1">
+      <w:start w:val="1"/>
+      <w:numFmt w:val="lowerLetter"/>
+      <w:lvlText w:val="%5."/>
+      <w:lvlJc w:val="left"/>
+      <w:pPr>
+        <w:ind w:left="3600" w:hanging="360"/>
+      </w:pPr>
+    </w:lvl>
+    <w:lvl w:ilvl="5" w:tplc="FFFFFFFF" w:tentative="1">
+      <w:start w:val="1"/>
+      <w:numFmt w:val="lowerRoman"/>
+      <w:lvlText w:val="%6."/>
+      <w:lvlJc w:val="right"/>
+      <w:pPr>
+        <w:ind w:left="4320" w:hanging="180"/>
+      </w:pPr>
+    </w:lvl>
+    <w:lvl w:ilvl="6" w:tplc="FFFFFFFF" w:tentative="1">
+      <w:start w:val="1"/>
+      <w:numFmt w:val="decimal"/>
+      <w:lvlText w:val="%7."/>
+      <w:lvlJc w:val="left"/>
+      <w:pPr>
+        <w:ind w:left="5040" w:hanging="360"/>
+      </w:pPr>
+    </w:lvl>
+    <w:lvl w:ilvl="7" w:tplc="FFFFFFFF" w:tentative="1">
+      <w:start w:val="1"/>
+      <w:numFmt w:val="lowerLetter"/>
+      <w:lvlText w:val="%8."/>
+      <w:lvlJc w:val="left"/>
+      <w:pPr>
+        <w:ind w:left="5760" w:hanging="360"/>
+      </w:pPr>
+    </w:lvl>
+    <w:lvl w:ilvl="8" w:tplc="FFFFFFFF" w:tentative="1">
+      <w:start w:val="1"/>
+      <w:numFmt w:val="lowerRoman"/>
+      <w:lvlText w:val="%9."/>
+      <w:lvlJc w:val="right"/>
+      <w:pPr>
+        <w:ind w:left="6480" w:hanging="180"/>
+      </w:pPr>
+    </w:lvl>
+  </w:abstractNum>
+  <w:abstractNum w:abstractNumId="6" w15:restartNumberingAfterBreak="0">
     <w:nsid w:val="1A881689"/>
     <w:multiLevelType w:val="hybridMultilevel"/>
     <w:tmpl w:val="9254100E"/>
@@ -1619,7 +1609,7 @@
       </w:pPr>
     </w:lvl>
   </w:abstractNum>
-  <w:abstractNum w:abstractNumId="6" w15:restartNumberingAfterBreak="0">
+  <w:abstractNum w:abstractNumId="7" w15:restartNumberingAfterBreak="0">
     <w:nsid w:val="214510B9"/>
     <w:multiLevelType w:val="hybridMultilevel"/>
     <w:tmpl w:val="64768D1E"/>
@@ -1708,7 +1698,7 @@
       </w:pPr>
     </w:lvl>
   </w:abstractNum>
-  <w:abstractNum w:abstractNumId="7" w15:restartNumberingAfterBreak="0">
+  <w:abstractNum w:abstractNumId="8" w15:restartNumberingAfterBreak="0">
     <w:nsid w:val="2201393C"/>
     <w:multiLevelType w:val="hybridMultilevel"/>
     <w:tmpl w:val="88D0051A"/>
@@ -1797,7 +1787,7 @@
       </w:pPr>
     </w:lvl>
   </w:abstractNum>
-  <w:abstractNum w:abstractNumId="8" w15:restartNumberingAfterBreak="0">
+  <w:abstractNum w:abstractNumId="9" w15:restartNumberingAfterBreak="0">
     <w:nsid w:val="25601F93"/>
     <w:multiLevelType w:val="hybridMultilevel"/>
     <w:tmpl w:val="44501F50"/>
@@ -1883,7 +1873,7 @@
       </w:pPr>
     </w:lvl>
   </w:abstractNum>
-  <w:abstractNum w:abstractNumId="9" w15:restartNumberingAfterBreak="0">
+  <w:abstractNum w:abstractNumId="10" w15:restartNumberingAfterBreak="0">
     <w:nsid w:val="27E36DA2"/>
     <w:multiLevelType w:val="hybridMultilevel"/>
     <w:tmpl w:val="895864A6"/>
@@ -1972,7 +1962,7 @@
       </w:pPr>
     </w:lvl>
   </w:abstractNum>
-  <w:abstractNum w:abstractNumId="10" w15:restartNumberingAfterBreak="0">
+  <w:abstractNum w:abstractNumId="11" w15:restartNumberingAfterBreak="0">
     <w:nsid w:val="288C2BBF"/>
     <w:multiLevelType w:val="hybridMultilevel"/>
     <w:tmpl w:val="3E7803E2"/>
@@ -2061,7 +2051,7 @@
       </w:pPr>
     </w:lvl>
   </w:abstractNum>
-  <w:abstractNum w:abstractNumId="11" w15:restartNumberingAfterBreak="0">
+  <w:abstractNum w:abstractNumId="12" w15:restartNumberingAfterBreak="0">
     <w:nsid w:val="2EC02EDB"/>
     <w:multiLevelType w:val="hybridMultilevel"/>
     <w:tmpl w:val="98BE4B38"/>
@@ -2147,7 +2137,7 @@
       </w:pPr>
     </w:lvl>
   </w:abstractNum>
-  <w:abstractNum w:abstractNumId="12" w15:restartNumberingAfterBreak="0">
+  <w:abstractNum w:abstractNumId="13" w15:restartNumberingAfterBreak="0">
     <w:nsid w:val="2FC30B38"/>
     <w:multiLevelType w:val="hybridMultilevel"/>
     <w:tmpl w:val="A596DEA8"/>
@@ -2236,7 +2226,7 @@
       </w:pPr>
     </w:lvl>
   </w:abstractNum>
-  <w:abstractNum w:abstractNumId="13" w15:restartNumberingAfterBreak="0">
+  <w:abstractNum w:abstractNumId="14" w15:restartNumberingAfterBreak="0">
     <w:nsid w:val="2FDB2507"/>
     <w:multiLevelType w:val="hybridMultilevel"/>
     <w:tmpl w:val="9B860C96"/>
@@ -2325,7 +2315,7 @@
       </w:pPr>
     </w:lvl>
   </w:abstractNum>
-  <w:abstractNum w:abstractNumId="14" w15:restartNumberingAfterBreak="0">
+  <w:abstractNum w:abstractNumId="15" w15:restartNumberingAfterBreak="0">
     <w:nsid w:val="30AF764B"/>
     <w:multiLevelType w:val="hybridMultilevel"/>
     <w:tmpl w:val="AD807F72"/>
@@ -2414,7 +2404,7 @@
       </w:pPr>
     </w:lvl>
   </w:abstractNum>
-  <w:abstractNum w:abstractNumId="15" w15:restartNumberingAfterBreak="0">
+  <w:abstractNum w:abstractNumId="16" w15:restartNumberingAfterBreak="0">
     <w:nsid w:val="36B62247"/>
     <w:multiLevelType w:val="hybridMultilevel"/>
     <w:tmpl w:val="EC98475E"/>
@@ -2504,7 +2494,7 @@
       </w:pPr>
     </w:lvl>
   </w:abstractNum>
-  <w:abstractNum w:abstractNumId="16" w15:restartNumberingAfterBreak="0">
+  <w:abstractNum w:abstractNumId="17" w15:restartNumberingAfterBreak="0">
     <w:nsid w:val="41F93099"/>
     <w:multiLevelType w:val="hybridMultilevel"/>
     <w:tmpl w:val="156E8FCE"/>
@@ -2593,7 +2583,7 @@
       </w:pPr>
     </w:lvl>
   </w:abstractNum>
-  <w:abstractNum w:abstractNumId="17" w15:restartNumberingAfterBreak="0">
+  <w:abstractNum w:abstractNumId="18" w15:restartNumberingAfterBreak="0">
     <w:nsid w:val="457A14A2"/>
     <w:multiLevelType w:val="hybridMultilevel"/>
     <w:tmpl w:val="01567F6A"/>
@@ -2682,7 +2672,7 @@
       </w:pPr>
     </w:lvl>
   </w:abstractNum>
-  <w:abstractNum w:abstractNumId="18" w15:restartNumberingAfterBreak="0">
+  <w:abstractNum w:abstractNumId="19" w15:restartNumberingAfterBreak="0">
     <w:nsid w:val="49353A6D"/>
     <w:multiLevelType w:val="hybridMultilevel"/>
     <w:tmpl w:val="71122196"/>
@@ -2771,7 +2761,7 @@
       </w:pPr>
     </w:lvl>
   </w:abstractNum>
-  <w:abstractNum w:abstractNumId="19" w15:restartNumberingAfterBreak="0">
+  <w:abstractNum w:abstractNumId="20" w15:restartNumberingAfterBreak="0">
     <w:nsid w:val="49A8731D"/>
     <w:multiLevelType w:val="hybridMultilevel"/>
     <w:tmpl w:val="69CAEB3C"/>
@@ -2860,7 +2850,7 @@
       </w:pPr>
     </w:lvl>
   </w:abstractNum>
-  <w:abstractNum w:abstractNumId="20" w15:restartNumberingAfterBreak="0">
+  <w:abstractNum w:abstractNumId="21" w15:restartNumberingAfterBreak="0">
     <w:nsid w:val="4EDA5651"/>
     <w:multiLevelType w:val="hybridMultilevel"/>
     <w:tmpl w:val="39387764"/>
@@ -2946,7 +2936,7 @@
       </w:pPr>
     </w:lvl>
   </w:abstractNum>
-  <w:abstractNum w:abstractNumId="21" w15:restartNumberingAfterBreak="0">
+  <w:abstractNum w:abstractNumId="22" w15:restartNumberingAfterBreak="0">
     <w:nsid w:val="51847EB8"/>
     <w:multiLevelType w:val="hybridMultilevel"/>
     <w:tmpl w:val="D0AA8C48"/>
@@ -3035,7 +3025,7 @@
       </w:pPr>
     </w:lvl>
   </w:abstractNum>
-  <w:abstractNum w:abstractNumId="22" w15:restartNumberingAfterBreak="0">
+  <w:abstractNum w:abstractNumId="23" w15:restartNumberingAfterBreak="0">
     <w:nsid w:val="55597F26"/>
     <w:multiLevelType w:val="hybridMultilevel"/>
     <w:tmpl w:val="115EA0E6"/>
@@ -3124,7 +3114,7 @@
       </w:pPr>
     </w:lvl>
   </w:abstractNum>
-  <w:abstractNum w:abstractNumId="23" w15:restartNumberingAfterBreak="0">
+  <w:abstractNum w:abstractNumId="24" w15:restartNumberingAfterBreak="0">
     <w:nsid w:val="60543339"/>
     <w:multiLevelType w:val="hybridMultilevel"/>
     <w:tmpl w:val="9566D5BC"/>
@@ -3213,7 +3203,93 @@
       </w:pPr>
     </w:lvl>
   </w:abstractNum>
-  <w:abstractNum w:abstractNumId="24" w15:restartNumberingAfterBreak="0">
+  <w:abstractNum w:abstractNumId="25" w15:restartNumberingAfterBreak="0">
+    <w:nsid w:val="61E66E01"/>
+    <w:multiLevelType w:val="hybridMultilevel"/>
+    <w:tmpl w:val="5B08BA40"/>
+    <w:lvl w:ilvl="0" w:tplc="3809000F">
+      <w:start w:val="1"/>
+      <w:numFmt w:val="decimal"/>
+      <w:lvlText w:val="%1."/>
+      <w:lvlJc w:val="left"/>
+      <w:pPr>
+        <w:ind w:left="720" w:hanging="360"/>
+      </w:pPr>
+    </w:lvl>
+    <w:lvl w:ilvl="1" w:tplc="38090019" w:tentative="1">
+      <w:start w:val="1"/>
+      <w:numFmt w:val="lowerLetter"/>
+      <w:lvlText w:val="%2."/>
+      <w:lvlJc w:val="left"/>
+      <w:pPr>
+        <w:ind w:left="1440" w:hanging="360"/>
+      </w:pPr>
+    </w:lvl>
+    <w:lvl w:ilvl="2" w:tplc="3809001B" w:tentative="1">
+      <w:start w:val="1"/>
+      <w:numFmt w:val="lowerRoman"/>
+      <w:lvlText w:val="%3."/>
+      <w:lvlJc w:val="right"/>
+      <w:pPr>
+        <w:ind w:left="2160" w:hanging="180"/>
+      </w:pPr>
+    </w:lvl>
+    <w:lvl w:ilvl="3" w:tplc="3809000F" w:tentative="1">
+      <w:start w:val="1"/>
+      <w:numFmt w:val="decimal"/>
+      <w:lvlText w:val="%4."/>
+      <w:lvlJc w:val="left"/>
+      <w:pPr>
+        <w:ind w:left="2880" w:hanging="360"/>
+      </w:pPr>
+    </w:lvl>
+    <w:lvl w:ilvl="4" w:tplc="38090019" w:tentative="1">
+      <w:start w:val="1"/>
+      <w:numFmt w:val="lowerLetter"/>
+      <w:lvlText w:val="%5."/>
+      <w:lvlJc w:val="left"/>
+      <w:pPr>
+        <w:ind w:left="3600" w:hanging="360"/>
+      </w:pPr>
+    </w:lvl>
+    <w:lvl w:ilvl="5" w:tplc="3809001B" w:tentative="1">
+      <w:start w:val="1"/>
+      <w:numFmt w:val="lowerRoman"/>
+      <w:lvlText w:val="%6."/>
+      <w:lvlJc w:val="right"/>
+      <w:pPr>
+        <w:ind w:left="4320" w:hanging="180"/>
+      </w:pPr>
+    </w:lvl>
+    <w:lvl w:ilvl="6" w:tplc="3809000F" w:tentative="1">
+      <w:start w:val="1"/>
+      <w:numFmt w:val="decimal"/>
+      <w:lvlText w:val="%7."/>
+      <w:lvlJc w:val="left"/>
+      <w:pPr>
+        <w:ind w:left="5040" w:hanging="360"/>
+      </w:pPr>
+    </w:lvl>
+    <w:lvl w:ilvl="7" w:tplc="38090019" w:tentative="1">
+      <w:start w:val="1"/>
+      <w:numFmt w:val="lowerLetter"/>
+      <w:lvlText w:val="%8."/>
+      <w:lvlJc w:val="left"/>
+      <w:pPr>
+        <w:ind w:left="5760" w:hanging="360"/>
+      </w:pPr>
+    </w:lvl>
+    <w:lvl w:ilvl="8" w:tplc="3809001B" w:tentative="1">
+      <w:start w:val="1"/>
+      <w:numFmt w:val="lowerRoman"/>
+      <w:lvlText w:val="%9."/>
+      <w:lvlJc w:val="right"/>
+      <w:pPr>
+        <w:ind w:left="6480" w:hanging="180"/>
+      </w:pPr>
+    </w:lvl>
+  </w:abstractNum>
+  <w:abstractNum w:abstractNumId="26" w15:restartNumberingAfterBreak="0">
     <w:nsid w:val="61EB495A"/>
     <w:multiLevelType w:val="hybridMultilevel"/>
     <w:tmpl w:val="21507A78"/>
@@ -3302,7 +3378,7 @@
       </w:pPr>
     </w:lvl>
   </w:abstractNum>
-  <w:abstractNum w:abstractNumId="25" w15:restartNumberingAfterBreak="0">
+  <w:abstractNum w:abstractNumId="27" w15:restartNumberingAfterBreak="0">
     <w:nsid w:val="632F403E"/>
     <w:multiLevelType w:val="hybridMultilevel"/>
     <w:tmpl w:val="D6A62EF8"/>
@@ -3391,7 +3467,7 @@
       </w:pPr>
     </w:lvl>
   </w:abstractNum>
-  <w:abstractNum w:abstractNumId="26" w15:restartNumberingAfterBreak="0">
+  <w:abstractNum w:abstractNumId="28" w15:restartNumberingAfterBreak="0">
     <w:nsid w:val="653D22DD"/>
     <w:multiLevelType w:val="hybridMultilevel"/>
     <w:tmpl w:val="83FCED52"/>
@@ -3480,7 +3556,93 @@
       </w:pPr>
     </w:lvl>
   </w:abstractNum>
-  <w:abstractNum w:abstractNumId="27" w15:restartNumberingAfterBreak="0">
+  <w:abstractNum w:abstractNumId="29" w15:restartNumberingAfterBreak="0">
+    <w:nsid w:val="67032C25"/>
+    <w:multiLevelType w:val="hybridMultilevel"/>
+    <w:tmpl w:val="5B08BA40"/>
+    <w:lvl w:ilvl="0" w:tplc="FFFFFFFF">
+      <w:start w:val="1"/>
+      <w:numFmt w:val="decimal"/>
+      <w:lvlText w:val="%1."/>
+      <w:lvlJc w:val="left"/>
+      <w:pPr>
+        <w:ind w:left="720" w:hanging="360"/>
+      </w:pPr>
+    </w:lvl>
+    <w:lvl w:ilvl="1" w:tplc="FFFFFFFF" w:tentative="1">
+      <w:start w:val="1"/>
+      <w:numFmt w:val="lowerLetter"/>
+      <w:lvlText w:val="%2."/>
+      <w:lvlJc w:val="left"/>
+      <w:pPr>
+        <w:ind w:left="1440" w:hanging="360"/>
+      </w:pPr>
+    </w:lvl>
+    <w:lvl w:ilvl="2" w:tplc="FFFFFFFF" w:tentative="1">
+      <w:start w:val="1"/>
+      <w:numFmt w:val="lowerRoman"/>
+      <w:lvlText w:val="%3."/>
+      <w:lvlJc w:val="right"/>
+      <w:pPr>
+        <w:ind w:left="2160" w:hanging="180"/>
+      </w:pPr>
+    </w:lvl>
+    <w:lvl w:ilvl="3" w:tplc="FFFFFFFF" w:tentative="1">
+      <w:start w:val="1"/>
+      <w:numFmt w:val="decimal"/>
+      <w:lvlText w:val="%4."/>
+      <w:lvlJc w:val="left"/>
+      <w:pPr>
+        <w:ind w:left="2880" w:hanging="360"/>
+      </w:pPr>
+    </w:lvl>
+    <w:lvl w:ilvl="4" w:tplc="FFFFFFFF" w:tentative="1">
+      <w:start w:val="1"/>
+      <w:numFmt w:val="lowerLetter"/>
+      <w:lvlText w:val="%5."/>
+      <w:lvlJc w:val="left"/>
+      <w:pPr>
+        <w:ind w:left="3600" w:hanging="360"/>
+      </w:pPr>
+    </w:lvl>
+    <w:lvl w:ilvl="5" w:tplc="FFFFFFFF" w:tentative="1">
+      <w:start w:val="1"/>
+      <w:numFmt w:val="lowerRoman"/>
+      <w:lvlText w:val="%6."/>
+      <w:lvlJc w:val="right"/>
+      <w:pPr>
+        <w:ind w:left="4320" w:hanging="180"/>
+      </w:pPr>
+    </w:lvl>
+    <w:lvl w:ilvl="6" w:tplc="FFFFFFFF" w:tentative="1">
+      <w:start w:val="1"/>
+      <w:numFmt w:val="decimal"/>
+      <w:lvlText w:val="%7."/>
+      <w:lvlJc w:val="left"/>
+      <w:pPr>
+        <w:ind w:left="5040" w:hanging="360"/>
+      </w:pPr>
+    </w:lvl>
+    <w:lvl w:ilvl="7" w:tplc="FFFFFFFF" w:tentative="1">
+      <w:start w:val="1"/>
+      <w:numFmt w:val="lowerLetter"/>
+      <w:lvlText w:val="%8."/>
+      <w:lvlJc w:val="left"/>
+      <w:pPr>
+        <w:ind w:left="5760" w:hanging="360"/>
+      </w:pPr>
+    </w:lvl>
+    <w:lvl w:ilvl="8" w:tplc="FFFFFFFF" w:tentative="1">
+      <w:start w:val="1"/>
+      <w:numFmt w:val="lowerRoman"/>
+      <w:lvlText w:val="%9."/>
+      <w:lvlJc w:val="right"/>
+      <w:pPr>
+        <w:ind w:left="6480" w:hanging="180"/>
+      </w:pPr>
+    </w:lvl>
+  </w:abstractNum>
+  <w:abstractNum w:abstractNumId="30" w15:restartNumberingAfterBreak="0">
     <w:nsid w:val="69617AFC"/>
     <w:multiLevelType w:val="hybridMultilevel"/>
     <w:tmpl w:val="42E26CEA"/>
@@ -3566,7 +3728,7 @@
       </w:pPr>
     </w:lvl>
   </w:abstractNum>
-  <w:abstractNum w:abstractNumId="28" w15:restartNumberingAfterBreak="0">
+  <w:abstractNum w:abstractNumId="31" w15:restartNumberingAfterBreak="0">
     <w:nsid w:val="699C5049"/>
     <w:multiLevelType w:val="hybridMultilevel"/>
     <w:tmpl w:val="701E9430"/>
@@ -3655,7 +3817,93 @@
       </w:pPr>
     </w:lvl>
   </w:abstractNum>
-  <w:abstractNum w:abstractNumId="29" w15:restartNumberingAfterBreak="0">
+  <w:abstractNum w:abstractNumId="32" w15:restartNumberingAfterBreak="0">
+    <w:nsid w:val="795D410D"/>
+    <w:multiLevelType w:val="hybridMultilevel"/>
+    <w:tmpl w:val="5B08BA40"/>
+    <w:lvl w:ilvl="0" w:tplc="FFFFFFFF">
+      <w:start w:val="1"/>
+      <w:numFmt w:val="decimal"/>
+      <w:lvlText w:val="%1."/>
+      <w:lvlJc w:val="left"/>
+      <w:pPr>
+        <w:ind w:left="720" w:hanging="360"/>
+      </w:pPr>
+    </w:lvl>
+    <w:lvl w:ilvl="1" w:tplc="FFFFFFFF" w:tentative="1">
+      <w:start w:val="1"/>
+      <w:numFmt w:val="lowerLetter"/>
+      <w:lvlText w:val="%2."/>
+      <w:lvlJc w:val="left"/>
+      <w:pPr>
+        <w:ind w:left="1440" w:hanging="360"/>
+      </w:pPr>
+    </w:lvl>
+    <w:lvl w:ilvl="2" w:tplc="FFFFFFFF" w:tentative="1">
+      <w:start w:val="1"/>
+      <w:numFmt w:val="lowerRoman"/>
+      <w:lvlText w:val="%3."/>
+      <w:lvlJc w:val="right"/>
+      <w:pPr>
+        <w:ind w:left="2160" w:hanging="180"/>
+      </w:pPr>
+    </w:lvl>
+    <w:lvl w:ilvl="3" w:tplc="FFFFFFFF" w:tentative="1">
+      <w:start w:val="1"/>
+      <w:numFmt w:val="decimal"/>
+      <w:lvlText w:val="%4."/>
+      <w:lvlJc w:val="left"/>
+      <w:pPr>
+        <w:ind w:left="2880" w:hanging="360"/>
+      </w:pPr>
+    </w:lvl>
+    <w:lvl w:ilvl="4" w:tplc="FFFFFFFF" w:tentative="1">
+      <w:start w:val="1"/>
+      <w:numFmt w:val="lowerLetter"/>
+      <w:lvlText w:val="%5."/>
+      <w:lvlJc w:val="left"/>
+      <w:pPr>
+        <w:ind w:left="3600" w:hanging="360"/>
+      </w:pPr>
+    </w:lvl>
+    <w:lvl w:ilvl="5" w:tplc="FFFFFFFF" w:tentative="1">
+      <w:start w:val="1"/>
+      <w:numFmt w:val="lowerRoman"/>
+      <w:lvlText w:val="%6."/>
+      <w:lvlJc w:val="right"/>
+      <w:pPr>
+        <w:ind w:left="4320" w:hanging="180"/>
+      </w:pPr>
+    </w:lvl>
+    <w:lvl w:ilvl="6" w:tplc="FFFFFFFF" w:tentative="1">
+      <w:start w:val="1"/>
+      <w:numFmt w:val="decimal"/>
+      <w:lvlText w:val="%7."/>
+      <w:lvlJc w:val="left"/>
+      <w:pPr>
+        <w:ind w:left="5040" w:hanging="360"/>
+      </w:pPr>
+    </w:lvl>
+    <w:lvl w:ilvl="7" w:tplc="FFFFFFFF" w:tentative="1">
+      <w:start w:val="1"/>
+      <w:numFmt w:val="lowerLetter"/>
+      <w:lvlText w:val="%8."/>
+      <w:lvlJc w:val="left"/>
+      <w:pPr>
+        <w:ind w:left="5760" w:hanging="360"/>
+      </w:pPr>
+    </w:lvl>
+    <w:lvl w:ilvl="8" w:tplc="FFFFFFFF" w:tentative="1">
+      <w:start w:val="1"/>
+      <w:numFmt w:val="lowerRoman"/>
+      <w:lvlText w:val="%9."/>
+      <w:lvlJc w:val="right"/>
+      <w:pPr>
+        <w:ind w:left="6480" w:hanging="180"/>
+      </w:pPr>
+    </w:lvl>
+  </w:abstractNum>
+  <w:abstractNum w:abstractNumId="33" w15:restartNumberingAfterBreak="0">
     <w:nsid w:val="7B84414D"/>
     <w:multiLevelType w:val="hybridMultilevel"/>
     <w:tmpl w:val="078E3902"/>
@@ -3744,7 +3992,7 @@
       </w:pPr>
     </w:lvl>
   </w:abstractNum>
-  <w:abstractNum w:abstractNumId="30" w15:restartNumberingAfterBreak="0">
+  <w:abstractNum w:abstractNumId="34" w15:restartNumberingAfterBreak="0">
     <w:nsid w:val="7ED8685B"/>
     <w:multiLevelType w:val="hybridMultilevel"/>
     <w:tmpl w:val="67BC2172"/>
@@ -3834,76 +4082,76 @@
     </w:lvl>
   </w:abstractNum>
   <w:num w:numId="1" w16cid:durableId="1085612068">
-    <w:abstractNumId w:val="13"/>
+    <w:abstractNumId w:val="14"/>
   </w:num>
   <w:num w:numId="2" w16cid:durableId="1905143093">
-    <w:abstractNumId w:val="16"/>
+    <w:abstractNumId w:val="17"/>
   </w:num>
   <w:num w:numId="3" w16cid:durableId="80027812">
-    <w:abstractNumId w:val="27"/>
+    <w:abstractNumId w:val="30"/>
   </w:num>
   <w:num w:numId="4" w16cid:durableId="1590308575">
-    <w:abstractNumId w:val="20"/>
+    <w:abstractNumId w:val="21"/>
   </w:num>
   <w:num w:numId="5" w16cid:durableId="1997340937">
-    <w:abstractNumId w:val="14"/>
+    <w:abstractNumId w:val="15"/>
   </w:num>
   <w:num w:numId="6" w16cid:durableId="1958558414">
+    <w:abstractNumId w:val="28"/>
+  </w:num>
+  <w:num w:numId="7" w16cid:durableId="459345830">
     <w:abstractNumId w:val="26"/>
   </w:num>
-  <w:num w:numId="7" w16cid:durableId="459345830">
-    <w:abstractNumId w:val="24"/>
-  </w:num>
   <w:num w:numId="8" w16cid:durableId="1191723836">
-    <w:abstractNumId w:val="15"/>
+    <w:abstractNumId w:val="16"/>
   </w:num>
   <w:num w:numId="9" w16cid:durableId="2006592277">
     <w:abstractNumId w:val="2"/>
   </w:num>
   <w:num w:numId="10" w16cid:durableId="1375304712">
-    <w:abstractNumId w:val="8"/>
+    <w:abstractNumId w:val="9"/>
   </w:num>
   <w:num w:numId="11" w16cid:durableId="438646962">
-    <w:abstractNumId w:val="23"/>
+    <w:abstractNumId w:val="24"/>
   </w:num>
   <w:num w:numId="12" w16cid:durableId="209080173">
-    <w:abstractNumId w:val="5"/>
+    <w:abstractNumId w:val="6"/>
   </w:num>
   <w:num w:numId="13" w16cid:durableId="1644312296">
-    <w:abstractNumId w:val="11"/>
+    <w:abstractNumId w:val="12"/>
   </w:num>
   <w:num w:numId="14" w16cid:durableId="956378159">
-    <w:abstractNumId w:val="29"/>
+    <w:abstractNumId w:val="33"/>
   </w:num>
   <w:num w:numId="15" w16cid:durableId="120927154">
-    <w:abstractNumId w:val="19"/>
+    <w:abstractNumId w:val="20"/>
   </w:num>
   <w:num w:numId="16" w16cid:durableId="1944334765">
     <w:abstractNumId w:val="3"/>
   </w:num>
   <w:num w:numId="17" w16cid:durableId="399793416">
+    <w:abstractNumId w:val="19"/>
+  </w:num>
+  <w:num w:numId="18" w16cid:durableId="826170263">
     <w:abstractNumId w:val="18"/>
   </w:num>
-  <w:num w:numId="18" w16cid:durableId="826170263">
-    <w:abstractNumId w:val="17"/>
-  </w:num>
   <w:num w:numId="19" w16cid:durableId="1161433815">
-    <w:abstractNumId w:val="22"/>
+    <w:abstractNumId w:val="23"/>
   </w:num>
   <w:num w:numId="20" w16cid:durableId="905608232">
-    <w:abstractNumId w:val="25"/>
+    <w:abstractNumId w:val="27"/>
   </w:num>
   <w:num w:numId="21" w16cid:durableId="821699784">
-    <w:abstractNumId w:val="30"/>
+    <w:abstractNumId w:val="34"/>
   </w:num>
   <w:num w:numId="22" w16cid:durableId="1812283089">
-    <w:abstractNumId w:val="10"/>
+    <w:abstractNumId w:val="11"/>
   </w:num>
   <w:num w:numId="23" w16cid:durableId="546260641">
     <w:abstractNumId w:val="1"/>
   </w:num>
   <w:num w:numId="24" w16cid:durableId="338385804">
-    <w:abstractNumId w:val="7"/>
+    <w:abstractNumId w:val="8"/>
   </w:num>
   <w:num w:numId="25" w16cid:durableId="1279220335">
     <w:abstractNumId w:val="0"/>
@@ -3912,19 +4160,31 @@
     <w:abstractNumId w:val="4"/>
   </w:num>
   <w:num w:numId="27" w16cid:durableId="747574397">
-    <w:abstractNumId w:val="6"/>
+    <w:abstractNumId w:val="7"/>
   </w:num>
   <w:num w:numId="28" w16cid:durableId="66345774">
-    <w:abstractNumId w:val="28"/>
+    <w:abstractNumId w:val="31"/>
   </w:num>
   <w:num w:numId="29" w16cid:durableId="996497700">
-    <w:abstractNumId w:val="9"/>
+    <w:abstractNumId w:val="10"/>
   </w:num>
   <w:num w:numId="30" w16cid:durableId="1660766542">
-    <w:abstractNumId w:val="21"/>
+    <w:abstractNumId w:val="22"/>
   </w:num>
   <w:num w:numId="31" w16cid:durableId="1670524605">
-    <w:abstractNumId w:val="12"/>
+    <w:abstractNumId w:val="13"/>
+  </w:num>
+  <w:num w:numId="32" w16cid:durableId="447118446">
+    <w:abstractNumId w:val="25"/>
+  </w:num>
+  <w:num w:numId="33" w16cid:durableId="1413236791">
+    <w:abstractNumId w:val="32"/>
+  </w:num>
+  <w:num w:numId="34" w16cid:durableId="176506402">
+    <w:abstractNumId w:val="5"/>
+  </w:num>
+  <w:num w:numId="35" w16cid:durableId="1209687110">
+    <w:abstractNumId w:val="29"/>
   </w:num>
 </w:numbering>
 </file>
